--- a/manuscript_material/legends/Figure_legends.docx
+++ b/manuscript_material/legends/Figure_legends.docx
@@ -12,7 +12,7 @@
     </w:p>
     <w:p>
       <w:r>
-        <w:t xml:space="preserve">Supplementary Table numbers follow supplementary/Supplementary_Table_crosswalk.csv. Unless stated otherwise, intervals are exploratory 95% percentile cluster-bootstrap confidence intervals (20,000 resamples). Resampling units are source capsules for BixBench-Verified-50 and tasks for CompBioBench and IWC. Intervals are pointwise, not adjusted for multiplicity, and support no equivalence, non-inferiority or causal claim. Visual conventions, the same in every figure: Open-ended code is the reference condition and is always shown first. Vermillion squares are open-ended code; blue circles are Galaxy. Colours come from the Okabe–Ito palette, which is distinguishable under common forms of colour-vision deficiency (Wong, B. </w:t>
+        <w:t xml:space="preserve">Terms follow the glossary in glossary/Glossary.md, which is also given in the Supplementary Information. Supplementary Table numbers follow supplementary/Supplementary_Table_crosswalk.csv. Unless stated otherwise, intervals are exploratory 95% percentile cluster-bootstrap confidence intervals (20,000 resamples). Resampling units are source capsules for BixBench-Verified-50 and tasks for CompBioBench and IWC. Intervals are pointwise, not adjusted for multiplicity, and support no equivalence, non-inferiority or causal claim. Visual conventions, the same in every figure: The open-ended code condition is the reference condition and is always shown first. A condition difference is always Galaxy condition minus open-ended code condition. Vermillion squares are the open-ended code condition; blue circles are the Galaxy condition. Colours come from the Okabe–Ito palette, which is distinguishable under common forms of colour-vision deficiency (Wong, B. </w:t>
       </w:r>
       <w:r>
         <w:rPr>
@@ -30,7 +30,7 @@
         <w:t>8</w:t>
       </w:r>
       <w:r>
-        <w:t>, 441; 2011). Marker shape repeats the environment so that it survives greyscale printing.</w:t>
+        <w:t>, 441; 2011). Marker shape repeats the execution condition, so it survives greyscale printing.</w:t>
       </w:r>
     </w:p>
     <w:p>
@@ -46,7 +46,7 @@
         <w:rPr>
           <w:b/>
         </w:rPr>
-        <w:t>Fig. 1 | Study design: the same AI agents analyse biological data in open-ended code or through the Galaxy workbench.</w:t>
+        <w:t>Fig. 1 | Study design: the same model configurations perform each task in the open-ended code condition and in the Galaxy condition.</w:t>
       </w:r>
       <w:r>
         <w:t xml:space="preserve"> </w:t>
@@ -58,7 +58,7 @@
         <w:t>a</w:t>
       </w:r>
       <w:r>
-        <w:t xml:space="preserve">, Open-ended code, the reference condition. The agent uses an unrestricted shell that can install and run any software. Commands, scripts, command output and final files are recorded, but there is no record of individual analysis jobs. </w:t>
+        <w:t xml:space="preserve">, Open-ended code condition (open-ended code execution), the reference condition. The agent uses an unrestricted shell that can install and run any software. Its execution trace records commands, scripts, command output and final files, but no individual analysis jobs. </w:t>
       </w:r>
       <w:r>
         <w:rPr>
@@ -67,7 +67,7 @@
         <w:t>b</w:t>
       </w:r>
       <w:r>
-        <w:t xml:space="preserve">, Galaxy-mediated condition. The same model and agent harness (Codex) reach the Galaxy server (usegalaxy.org) through a Model Context Protocol interface. The interface offers tool search, tool parameter descriptions, history inspection, job submission and monitoring, and user-defined tools, which run agent-written code as Galaxy jobs. Galaxy records tool identities and versions, requested and resolved parameters, datasets, job states and error messages. </w:t>
+        <w:t xml:space="preserve">, Galaxy condition (Galaxy-mediated execution). The same model configuration, run by the Codex agent harness, reaches the Galaxy server (usegalaxy.org) through the Galaxy interface, a Model Context Protocol server. The interface offers tool search, tool parameter descriptions, analysis-history inspection, job submission and monitoring, and user-defined tools. The execution trace and analysis history record tool identities and versions, requested and resolved parameters, datasets, job states and error messages. The condition label records assignment; it does not certify that every operation ran inside Galaxy. </w:t>
       </w:r>
       <w:r>
         <w:rPr>
@@ -76,7 +76,7 @@
         <w:t>c</w:t>
       </w:r>
       <w:r>
-        <w:t>, Benchmarks and runs; numbers are archived runs (tasks × 3 replicates per configuration and environment). BixBench-Verified-50 and CompBioBench contain platform-neutral questions; IWC tasks are derived from published Galaxy workflows. Their endpoints differ, so the benchmarks are analysed separately and never pooled (Supplementary Table 1). The Claude Code harness for DeepSeek V4 Pro was superseded and is reported separately. GPT-6 Astra is unpaired and excluded from environment contrasts. Archive: 4,240 runs, 4,228 agent traces, 23,080 Galaxy analysis jobs and 69,812 Galaxy interface calls (Extended Data Fig. 1a).</w:t>
+        <w:t>, Run populations. Each cell gives the number of runs (tasks × 3 replicate runs) per model configuration and execution condition. BixBench-Verified-50 and CompBioBench are platform-neutral benchmarks; IWC is a workflow-derived benchmark. Endpoints differ: accuracy for BixBench-Verified-50, reported benchmark scores for CompBioBench and output agreement for IWC. The benchmarks are therefore analysed separately and never pooled (Supplementary Table 1). DeepSeek V4 Pro (Claude Code, superseded) is reported separately. GPT-6 Astra is unpaired and excluded from condition differences. Archive totals: 4,240 runs, 4,228 execution traces, 23,080 Galaxy analysis jobs and 69,812 Galaxy interface calls (Extended Data Fig. 1a).</w:t>
       </w:r>
     </w:p>
     <w:p>
@@ -84,7 +84,7 @@
         <w:rPr>
           <w:b/>
         </w:rPr>
-        <w:t>Fig. 2 | Agents reach similar accuracy in Galaxy and in open-ended code, and most of their failures are not caused by Galaxy.</w:t>
+        <w:t>Fig. 2 | Performance is similar in the two execution conditions, and most scored-incorrect runs were not caused by Galaxy.</w:t>
       </w:r>
       <w:r>
         <w:t xml:space="preserve"> </w:t>
@@ -96,7 +96,7 @@
         <w:t>a–c</w:t>
       </w:r>
       <w:r>
-        <w:t xml:space="preserve">, Galaxy minus open-ended code for each benchmark, with 95% confidence intervals; values are printed beside each estimate, and positive values mean Galaxy scored higher. Configurations appear in the same rows in every panel, followed by the four Codex configurations pooled. The line under each title gives the pooled scores in each environment. </w:t>
+        <w:t xml:space="preserve">, Condition difference (Galaxy − open-ended code) for each benchmark, with 95% confidence intervals. Each estimate is printed beside its interval; positive values mean the Galaxy condition scored higher. Model configurations occupy the same rows in every panel, followed by the four Codex model configurations pooled. The line under each title gives the pooled condition-level summary for each execution condition. </w:t>
       </w:r>
       <w:r>
         <w:rPr>
@@ -105,7 +105,7 @@
         <w:t>a</w:t>
       </w:r>
       <w:r>
-        <w:t xml:space="preserve">, BixBench-Verified-50: difference in accepted answers, in percentage points (Supplementary Table 2). </w:t>
+        <w:t xml:space="preserve">, BixBench-Verified-50: condition difference in accuracy, in percentage points (run population per condition: 50 tasks × 3 replicate runs per model configuration; Supplementary Table 2). </w:t>
       </w:r>
       <w:r>
         <w:rPr>
@@ -114,7 +114,7 @@
         <w:t>b</w:t>
       </w:r>
       <w:r>
-        <w:t xml:space="preserve">, CompBioBench: difference in mean aggregate score (answers credited, of 100) over three archived score vectors per environment. Open points have no interval, because the archive keeps only aggregate scores, some labelled predicted. GPT-6 Astra, run only with open-ended code and not paired, scored 93 (Supplementary Tables 5 and 6). </w:t>
+        <w:t xml:space="preserve">, CompBioBench: condition difference in the mean reported benchmark score (answers credited, of 100) over three replicate runs per condition. Open points have no interval, because the archive keeps only reported benchmark scores, some labelled predicted. GPT-6 Astra (open-ended code condition only, not paired) scored 93 (Supplementary Tables 5 and 6). </w:t>
       </w:r>
       <w:r>
         <w:rPr>
@@ -123,7 +123,7 @@
         <w:t>c</w:t>
       </w:r>
       <w:r>
-        <w:t xml:space="preserve">, IWC: difference in mean agreement with the workflow reference output over the nine tasks scored in both environments (Supplementary Table 7). </w:t>
+        <w:t xml:space="preserve">, IWC: condition difference in mean output agreement over the nine tasks scored in both conditions (Supplementary Table 7). </w:t>
       </w:r>
       <w:r>
         <w:rPr>
@@ -132,7 +132,7 @@
         <w:t>d</w:t>
       </w:r>
       <w:r>
-        <w:t xml:space="preserve">, IWC agreement of every replicate on all ten tasks. Ticks mark means, and the axis is broken between 0.45 and 0.80. Numbered notes give the trace-established cause of every score below 0.5 (Supplementary Table 18; Extended Data Fig. 2d). </w:t>
+        <w:t xml:space="preserve">, IWC output agreement of every run on all ten tasks. Ticks mark the mean of 12 replicate runs, and the axis is broken between 0.45 and 0.80. Numbered notes give the cause of every run below 0.5, established from its execution trace. Note 4 is a score conflict (Supplementary Table 18; Extended Data Fig. 2d). </w:t>
       </w:r>
       <w:r>
         <w:rPr>
@@ -141,7 +141,7 @@
         <w:t>e</w:t>
       </w:r>
       <w:r>
-        <w:t>, Primary and secondary cause of every rejected BixBench-Verified-50 run (135 open-ended code, 111 Galaxy), established call by call (Supplementary Table 14; Supplementary Note 6). Galaxy was a primary or secondary cause in 22 of 111 Galaxy rejections.</w:t>
+        <w:t>, Primary and secondary cause of every scored-incorrect BixBench-Verified-50 run (135 open-ended code condition, 111 Galaxy condition), adjudicated from execution traces (Supplementary Table 14; Supplementary Note 6).</w:t>
       </w:r>
     </w:p>
     <w:p>
@@ -149,10 +149,10 @@
         <w:rPr>
           <w:b/>
         </w:rPr>
-        <w:t>Fig. 3 | Agents use Galaxy as a structured analysis environment whose records reveal input, parameter and silent-substitution errors.</w:t>
+        <w:t>Fig. 3 | Agents use Galaxy as a structured analysis workbench whose records reveal input errors, parameter errors and parameter substitution.</w:t>
       </w:r>
       <w:r>
-        <w:t xml:space="preserve"> All panels show Galaxy runs. </w:t>
+        <w:t xml:space="preserve"> All panels show Galaxy-condition runs. </w:t>
       </w:r>
       <w:r>
         <w:rPr>
@@ -161,7 +161,7 @@
         <w:t>a</w:t>
       </w:r>
       <w:r>
-        <w:t xml:space="preserve">, Share of Galaxy runs that used each workbench operation, per benchmark (Supplementary Table 20). </w:t>
+        <w:t xml:space="preserve">, Share of Galaxy-condition runs that used each workbench operation, per benchmark (Supplementary Table 20). </w:t>
       </w:r>
       <w:r>
         <w:rPr>
@@ -170,7 +170,7 @@
         <w:t>b</w:t>
       </w:r>
       <w:r>
-        <w:t xml:space="preserve">, The six most frequently used tools per benchmark, by number of Galaxy jobs. Dark bars are domain-analysis tools and light bars are file or table utilities; hatched segments are jobs that ended in error. Headers give the share of all Galaxy jobs run with domain-analysis tools (Supplementary Tables 11 and 21–23). </w:t>
+        <w:t xml:space="preserve">, The six most frequently used installed Galaxy tools per benchmark, by number of Galaxy analysis jobs. Dark bars are domain tools, light bars utility tools, and hatched segments Galaxy job errors. The headers give the share of Galaxy analysis jobs run with domain tools (Supplementary Tables 11 and 21–23). </w:t>
       </w:r>
       <w:r>
         <w:rPr>
@@ -179,7 +179,7 @@
         <w:t>c</w:t>
       </w:r>
       <w:r>
-        <w:t xml:space="preserve">, Galaxy runs that requested a user-defined tool (light bars) and that ran at least one successfully (dark bars). IWC runs were not offered the facility (Supplementary Tables 24 and 27). </w:t>
+        <w:t xml:space="preserve">, Galaxy-condition runs that requested a user-defined tool (light bars), and those with at least one successful user-defined-tool job (dark bars), by model configuration. IWC runs were not offered user-defined tools (Supplementary Tables 24 and 27). </w:t>
       </w:r>
       <w:r>
         <w:rPr>
@@ -188,7 +188,7 @@
         <w:t>d</w:t>
       </w:r>
       <w:r>
-        <w:t xml:space="preserve">, Recurring error messages, each as a share of all error jobs of the same tool; labels give counts (Supplementary Table 32). </w:t>
+        <w:t xml:space="preserve">, Recurring error messages, each as a share of all Galaxy job errors of the same tool; labels give counts (Supplementary Table 32). </w:t>
       </w:r>
       <w:r>
         <w:rPr>
@@ -197,7 +197,7 @@
         <w:t>e</w:t>
       </w:r>
       <w:r>
-        <w:t>, Outcome of tool-run calls to the Galaxy interface (Codex harness). Across benchmarks, 4,352 calls requested values that Galaxy would change or drop: the benchmark's check blocked 3,436 before submission, and 916 ran with the changed values. The right-hand table shows examples (Supplementary Table 37; Supplementary Data 3).</w:t>
+        <w:t>, Outcome of tool-run calls to the Galaxy interface (Codex agent harness). Parameter substitution occurred in 4,352 calls: the benchmark's check blocked 3,436 before submission, and 916 were executed. The table shows examples (Supplementary Table 37; Supplementary Data 3).</w:t>
       </w:r>
     </w:p>
     <w:p>
@@ -205,7 +205,7 @@
         <w:rPr>
           <w:b/>
         </w:rPr>
-        <w:t>Fig. 4 | Solution paths vary by model and benchmark, and Galaxy replicates agree more often and diverge for different reasons.</w:t>
+        <w:t>Fig. 4 | Tool-set fingerprints vary by model configuration and benchmark; the Galaxy condition has fewer split replicate sets, and they split for different reasons.</w:t>
       </w:r>
       <w:r>
         <w:t xml:space="preserve"> </w:t>
@@ -217,7 +217,7 @@
         <w:t>a</w:t>
       </w:r>
       <w:r>
-        <w:t xml:space="preserve">, Software used, as a percentage of runs, for the three GPT configurations shared by all benchmarks. For open-ended code, software is taken from names in shell commands; for Galaxy, from installed tools in job records. The two measures are not directly comparable (Supplementary Table 39). </w:t>
+        <w:t xml:space="preserve">, Software used, as a percentage of runs, for the three GPT model configurations shared by all benchmarks. Open-ended code condition: command names in shell commands. Galaxy condition: installed Galaxy tools in job records. The two tool-set fingerprints are not directly comparable (Supplementary Table 39). </w:t>
       </w:r>
       <w:r>
         <w:rPr>
@@ -226,7 +226,7 @@
         <w:t>b</w:t>
       </w:r>
       <w:r>
-        <w:t xml:space="preserve">, Similarity of the Galaxy tool sets used by the three replicates of a task (mean pairwise Jaccard index; 1 = identical), by configuration and benchmark (Supplementary Tables 41–43). </w:t>
+        <w:t xml:space="preserve">, Galaxy tool-set similarity within replicate sets (mean pairwise Jaccard similarity; 1 = identical), by model configuration and benchmark (Supplementary Tables 41–43). </w:t>
       </w:r>
       <w:r>
         <w:rPr>
@@ -235,7 +235,7 @@
         <w:t>c</w:t>
       </w:r>
       <w:r>
-        <w:t xml:space="preserve">, Non-unanimous triplicates, which the text calls mixed cells: a task run three times with one configuration and environment, where only 1 or 2 replicates succeeded. Definitions of success by benchmark appear under the panel title. CompBioBench uses the 82 tasks with a strong consensus answer (Supplementary Table 44; Supplementary Note 8). </w:t>
+        <w:t xml:space="preserve">, Split replicate sets, defined under the panel title. CompBioBench uses the 82 tasks with a strong consensus answer, a consensus proxy (Supplementary Table 44; Supplementary Note 8). </w:t>
       </w:r>
       <w:r>
         <w:rPr>
@@ -244,7 +244,7 @@
         <w:t>d</w:t>
       </w:r>
       <w:r>
-        <w:t>, What separated each rejected replicate from its accepted siblings in non-unanimous BixBench-Verified-50 triplicates (45 open-ended code, 36 Galaxy), identified by comparing traces (Supplementary Table 48).</w:t>
+        <w:t>, Divergence mechanism of every scored-incorrect replicate run in a split BixBench-Verified-50 replicate set (45 open-ended code condition, 36 Galaxy condition). Each was identified by comparing its execution trace with those of its scored-correct siblings (Supplementary Table 48).</w:t>
       </w:r>
     </w:p>
     <w:p>
@@ -252,7 +252,7 @@
         <w:rPr>
           <w:b/>
         </w:rPr>
-        <w:t>Fig. 5 | Galaxy raises input-token use, mostly for finding and inspecting tools, in exchange for an inspectable analysis record.</w:t>
+        <w:t>Fig. 5 | The Galaxy condition raises input-token usage, mostly for finding and inspecting tools, in exchange for an inspectable analysis record.</w:t>
       </w:r>
       <w:r>
         <w:t xml:space="preserve"> </w:t>
@@ -264,7 +264,7 @@
         <w:t>a</w:t>
       </w:r>
       <w:r>
-        <w:t xml:space="preserve">, Ratio of Galaxy to open-ended-code input tokens for each paired task and configuration (median of three runs per environment; log scale). Black symbols give the median with 95% confidence interval (Supplementary Tables 49–51). </w:t>
+        <w:t xml:space="preserve">, Input-token ratio (Galaxy ÷ open-ended code) for each task × model configuration, on a log scale; black symbols give the median with its 95% confidence interval (Supplementary Tables 49–51). </w:t>
       </w:r>
       <w:r>
         <w:rPr>
@@ -273,7 +273,7 @@
         <w:t>b</w:t>
       </w:r>
       <w:r>
-        <w:t xml:space="preserve">, Per-run share of Galaxy interface calls (solid boxes) and of text returned to the agent (hatched boxes) taken up by tool search and inspection. Boxes span the middle 50% of runs with the median marked; whiskers extend to 1.5 times the interquartile range; outliers are not shown (Supplementary Table 53). </w:t>
+        <w:t xml:space="preserve">, Per-run share of Galaxy interface calls (solid boxes) and of text returned to the agent (hatched boxes) taken up by tool search and inspection. Boxes span the middle 50% of runs and mark the median; whiskers extend to 1.5 times the interquartile range; outliers are not shown (Supplementary Table 53). </w:t>
       </w:r>
       <w:r>
         <w:rPr>
@@ -282,7 +282,7 @@
         <w:t>c</w:t>
       </w:r>
       <w:r>
-        <w:t xml:space="preserve">, For each configuration relative to GPT-5.5 in the same environment on the same 50 BixBench-Verified-50 tasks: input tokens as a ratio (left) and accepted answers in percentage points (right), with 95% confidence intervals. Dashed lines mark GPT-5.5 (Supplementary Table 54). </w:t>
+        <w:t xml:space="preserve">, Each model configuration against GPT-5.5 in the same execution condition, on the same 50 BixBench-Verified-50 tasks, with 95% confidence intervals: left, input-token usage as a ratio; right, model difference in accuracy, in percentage points. Dashed lines mark GPT-5.5 (Supplementary Table 54). </w:t>
       </w:r>
       <w:r>
         <w:rPr>
@@ -291,7 +291,7 @@
         <w:t>d</w:t>
       </w:r>
       <w:r>
-        <w:t>, Findings recoverable only from the Galaxy record (left). Right, share of divergent rejected replicates caused by hand-written methods or software-version differences (open-ended code, 30 of 45; Galaxy, 5 of 36).</w:t>
+        <w:t>, Left, findings recoverable only from the Galaxy record. Right, the share of scored-incorrect replicate runs in split replicate sets whose divergence mechanism was a hand-written method or a software-version difference: 30 of 45 in the open-ended code condition and 5 of 36 in the Galaxy condition.</w:t>
       </w:r>
     </w:p>
     <w:p>
@@ -319,7 +319,7 @@
         <w:t>a</w:t>
       </w:r>
       <w:r>
-        <w:t xml:space="preserve">, Archived evidence per benchmark; jobs are counted once per server and job identifier. </w:t>
+        <w:t xml:space="preserve">, Archived evidence per benchmark; Galaxy analysis jobs are counted once per server and job identifier. </w:t>
       </w:r>
       <w:r>
         <w:rPr>
@@ -328,7 +328,7 @@
         <w:t>b</w:t>
       </w:r>
       <w:r>
-        <w:t xml:space="preserve">, Trace-level audit pipeline (Supplementary Notes 1–3, 6 and 8). </w:t>
+        <w:t xml:space="preserve">, Audit pipeline from execution traces to adjudicated causes and divergence mechanisms (Supplementary Notes 1–3, 6 and 8). </w:t>
       </w:r>
       <w:r>
         <w:rPr>
@@ -337,7 +337,7 @@
         <w:t>c</w:t>
       </w:r>
       <w:r>
-        <w:t xml:space="preserve">, For the 22 archived CompBioBench score vectors with retained answers: answers matching the most common answer across the 25 runs of each task, plotted against the archived score. Open symbols are scores labelled predicted in the archive. Dashed line, identity. Mean absolute error 2.6 of 100; mean bias +2.0. </w:t>
+        <w:t xml:space="preserve">, For the 22 CompBioBench reported benchmark scores with retained answers, the number of answers matching the consensus answer, plotted against the reported score. Open symbols are scores labelled predicted; the dashed line is identity. Mean absolute error 2.6 of 100; mean bias +2.0. </w:t>
       </w:r>
       <w:r>
         <w:rPr>
@@ -346,7 +346,7 @@
         <w:t>d</w:t>
       </w:r>
       <w:r>
-        <w:t>, Number of the 25 runs per task that gave the most common answer. The 82 tasks where at least 20 runs agree define the strong consensus used for probable failures and non-unanimous triplicates (Supplementary Table 6; Supplementary Note 7).</w:t>
+        <w:t>, Runs per task that gave the consensus answer. The 82 tasks where at least 20 of 25 runs agree define the strong consensus (Supplementary Table 6; Supplementary Note 7).</w:t>
       </w:r>
     </w:p>
     <w:p>
@@ -354,7 +354,7 @@
         <w:rPr>
           <w:b/>
         </w:rPr>
-        <w:t>Extended Data Fig. 2 | Tool-set similarity across benchmarks and four cases that explain environment-specific outcomes.</w:t>
+        <w:t>Extended Data Fig. 2 | Tool-set similarity across benchmarks and four cases that explain condition-specific outcomes.</w:t>
       </w:r>
       <w:r>
         <w:t xml:space="preserve"> </w:t>
@@ -366,7 +366,7 @@
         <w:t>a</w:t>
       </w:r>
       <w:r>
-        <w:t xml:space="preserve">, Similarity of replicate tool sets (mean pairwise Jaccard index, 95% confidence interval) for the three shared GPT configurations; numbers of triplicates are given in the labels. The two environments are measured differently, so compare benchmarks within an environment (Supplementary Table 10). </w:t>
+        <w:t xml:space="preserve">, Tool-set similarity within replicate sets (mean pairwise Jaccard similarity, 95% confidence interval) for the three shared GPT model configurations; numbers of replicate sets are given in the labels. Tool-set fingerprints are measured differently in the two conditions, so compare benchmarks within a condition (Supplementary Table 10). </w:t>
       </w:r>
       <w:r>
         <w:rPr>
@@ -375,7 +375,7 @@
         <w:t>b</w:t>
       </w:r>
       <w:r>
-        <w:t xml:space="preserve">, bix-45-q1: submitted Mann–Whitney </w:t>
+        <w:t xml:space="preserve">, bix-45-q1, a task-level condition difference: the submitted Mann–Whitney </w:t>
       </w:r>
       <w:r>
         <w:rPr>
@@ -384,7 +384,7 @@
         <w:t>P</w:t>
       </w:r>
       <w:r>
-        <w:t xml:space="preserve"> value for every run; open symbols were rejected. The dashed line is the accepted reference, reproduced by PhyKIT 2.0.3. The dotted line is the value from the current PhyKIT release and from the Galaxy tool, whose software version is not shown to the agent (Supplementary Tables 15 and 16). </w:t>
+        <w:t xml:space="preserve"> value of every run; open symbols are scored incorrect. The dashed line is the reference answer, which PhyKIT 2.0.3 reproduces. The dotted line is the value from the current PhyKIT release and from the installed Galaxy tool, whose software version the agent could not see (Supplementary Tables 15 and 16). </w:t>
       </w:r>
       <w:r>
         <w:rPr>
@@ -393,7 +393,7 @@
         <w:t>c</w:t>
       </w:r>
       <w:r>
-        <w:t xml:space="preserve">, bix-43-q2: submitted odds ratios. The blue band is the accepted range. Grey rows (both DeepSeek V4 Pro configurations) were scored by the rounded-numeric verifier; other rows by the tolerance verifier. One value of 7.17 lies off scale (Supplementary Table 17). </w:t>
+        <w:t xml:space="preserve">, bix-43-q2: submitted odds ratios. The blue band is the range scored correct. Grey rows (both DeepSeek V4 Pro model configurations) were scored under the rounded-numeric verifier mode, other rows under the tolerance verifier mode. One value of 7.17 lies off scale (Supplementary Table 17). </w:t>
       </w:r>
       <w:r>
         <w:rPr>
@@ -402,7 +402,7 @@
         <w:t>d</w:t>
       </w:r>
       <w:r>
-        <w:t xml:space="preserve">, Re-examination of low IWC scores. Left: overlap of each submitted mitochondrial contig with the public </w:t>
+        <w:t xml:space="preserve">, Low IWC output agreement re-examined. Left: overlap of each submitted mitochondrial contig with the public </w:t>
       </w:r>
       <w:r>
         <w:rPr>
@@ -411,7 +411,7 @@
         <w:t>Agrius convolvuli</w:t>
       </w:r>
       <w:r>
-        <w:t xml:space="preserve"> genome OZ203683.1 (F1 score of shared 31-base sequences; n = 24). Right: read pairs kept after host-read removal by the Galaxy output that scored 0.273, and by the two reference routes (Supplementary Tables 13 and 18).</w:t>
+        <w:t xml:space="preserve"> genome OZ203683.1 (F1 score of shared 31-base sequences; n = 24). Right: a score conflict in host-read removal, shown as read pairs kept by the Galaxy output and by the two reference routes (Supplementary Tables 13 and 18).</w:t>
       </w:r>
     </w:p>
     <w:p>
@@ -431,7 +431,7 @@
         <w:t>a</w:t>
       </w:r>
       <w:r>
-        <w:t xml:space="preserve">, Top, status of 4,960 calls that ran a user-defined tool (Codex harness). Bottom left, failed jobs by tool type, failure phase and presence of an error message (black: none). Bottom right, the next call after a failure with no error message (Supplementary Table 28). </w:t>
+        <w:t xml:space="preserve">, Top, status of 4,960 user-defined-tool calls (Codex agent harness). Bottom left, Galaxy job errors by tool type, phase and presence of an error message; black bars mark errors with no message. Bottom right, the next call after a Galaxy job error with no error message (Supplementary Table 28). </w:t>
       </w:r>
       <w:r>
         <w:rPr>
@@ -440,7 +440,7 @@
         <w:t>b</w:t>
       </w:r>
       <w:r>
-        <w:t xml:space="preserve">, Failed Galaxy interface calls per 1,000 calls, by cause and benchmark, grouped by whether a job had been created; 258 calls matching no cause are not shown (Supplementary Table 34; Supplementary Note 3). </w:t>
+        <w:t xml:space="preserve">, Failed Galaxy interface calls per 1,000 calls, by cause and benchmark, grouped by whether a job was created. 258 unclassified calls are not shown (Supplementary Table 34; Supplementary Note 3). </w:t>
       </w:r>
       <w:r>
         <w:rPr>
@@ -449,7 +449,7 @@
         <w:t>c</w:t>
       </w:r>
       <w:r>
-        <w:t xml:space="preserve">, The 14 tools with the most calls whose requested parameter values Galaxy changed or dropped (Supplementary Table 37). </w:t>
+        <w:t xml:space="preserve">, The 14 installed Galaxy tools with the most parameter substitution (Supplementary Table 37). </w:t>
       </w:r>
       <w:r>
         <w:rPr>
@@ -458,7 +458,7 @@
         <w:t>d</w:t>
       </w:r>
       <w:r>
-        <w:t>, Engineering targets, each with the evidence in the traces and a measure of success on a replay of the same tasks (Supplementary Table 38).</w:t>
+        <w:t>, Engineering targets, each with its evidence in the execution traces and a measure of success on a replay of the same tasks (Supplementary Table 38).</w:t>
       </w:r>
     </w:p>
     <w:p>
@@ -466,7 +466,7 @@
         <w:rPr>
           <w:b/>
         </w:rPr>
-        <w:t>Extended Data Fig. 4 | Replicate outcomes by configuration, and no support for a task-difficulty explanation.</w:t>
+        <w:t>Extended Data Fig. 4 | Repeatability categories by model configuration, and no support for a task-difficulty explanation.</w:t>
       </w:r>
       <w:r>
         <w:t xml:space="preserve"> </w:t>
@@ -478,7 +478,7 @@
         <w:t>a</w:t>
       </w:r>
       <w:r>
-        <w:t xml:space="preserve">, BixBench-Verified-50 triplicate outcomes per configuration and environment (50 tasks each); the right-hand column counts non-unanimous triplicates (Supplementary Table 44). </w:t>
+        <w:t xml:space="preserve">, Repeatability categories of BixBench-Verified-50 replicate sets per model configuration and execution condition (50 tasks each): 3/3, split (1–2/3) or 0/3 replicate runs scored correct (Supplementary Table 44). </w:t>
       </w:r>
       <w:r>
         <w:rPr>
@@ -487,7 +487,7 @@
         <w:t>b</w:t>
       </w:r>
       <w:r>
-        <w:t>, Spearman correlation, with 95% confidence interval, across tasks between task description length or recorded workload and failure markers. Three shared GPT configurations; 5,000 bootstrap resamples with ties re-ranked. Prompt length measures specification burden, not difficulty (Supplementary Table 45).</w:t>
+        <w:t>, Spearman correlation, with 95% confidence interval, between prompt length or workload and operational errors (nonzero shell exits or Galaxy job errors), computed across tasks. It uses the three shared GPT model configurations and 5,000 bootstrap resamples with ties re-ranked. Prompt length measures how much the task specifies, not its difficulty (Supplementary Table 45).</w:t>
       </w:r>
     </w:p>
     <w:p>
@@ -495,7 +495,7 @@
         <w:rPr>
           <w:b/>
         </w:rPr>
-        <w:t>Extended Data Fig. 5 | Token overhead across benchmarks, and direct use of Galaxy's programming interface.</w:t>
+        <w:t>Extended Data Fig. 5 | Input-token ratio across benchmarks, and direct Galaxy API calls.</w:t>
       </w:r>
       <w:r>
         <w:t xml:space="preserve"> </w:t>
@@ -507,7 +507,7 @@
         <w:t>a</w:t>
       </w:r>
       <w:r>
-        <w:t xml:space="preserve">, Median Galaxy ÷ open-ended-code input-token ratio, with 95% confidence interval, per configuration and benchmark and pooled over the three shared configurations. IWC-to-BixBench-Verified-50 overhead contrast: 0.36 (0.15–0.91; Supplementary Table 52). </w:t>
+        <w:t xml:space="preserve">, Median input-token ratio (Galaxy ÷ open-ended code) with 95% confidence interval, per model configuration and benchmark and for the three shared model configurations pooled. The IWC-to-BixBench-Verified-50 contrast is 0.36 (0.15–0.91; Supplementary Table 52). </w:t>
       </w:r>
       <w:r>
         <w:rPr>
@@ -516,7 +516,7 @@
         <w:t>b</w:t>
       </w:r>
       <w:r>
-        <w:t>, Share of Galaxy runs (Codex harness) that performed each operation by calling Galaxy's programming interface from the shell (BioBlend library or direct web requests) rather than through the agent interface. The provided input history exists only in BixBench-Verified-50 (Supplementary Table 53).</w:t>
+        <w:t>, Share of Galaxy-condition runs (Codex agent harness) that performed each operation through a direct Galaxy API call, using the BioBlend library or web requests outside the Galaxy interface. A provided analysis history exists only in BixBench-Verified-50 (Supplementary Table 53).</w:t>
       </w:r>
     </w:p>
     <w:sectPr>

--- a/manuscript_material/legends/Figure_legends.docx
+++ b/manuscript_material/legends/Figure_legends.docx
@@ -12,7 +12,7 @@
     </w:p>
     <w:p>
       <w:r>
-        <w:t xml:space="preserve">Terms follow the glossary in glossary/Glossary.md, which is also given in the Supplementary Information. Supplementary Table numbers follow supplementary/Supplementary_Table_crosswalk.csv. Unless stated otherwise, intervals are exploratory 95% percentile cluster-bootstrap confidence intervals (20,000 resamples). Resampling units are source capsules for BixBench-Verified-50 and tasks for CompBioBench and IWC. Intervals are pointwise, not adjusted for multiplicity, and support no equivalence, non-inferiority or causal claim. Visual conventions, the same in every figure: The open-ended code condition is the reference condition and is always shown first. A condition difference is always Galaxy condition minus open-ended code condition. Vermillion squares are the open-ended code condition; blue circles are the Galaxy condition. Colours come from the Okabe–Ito palette, which is distinguishable under common forms of colour-vision deficiency (Wong, B. </w:t>
+        <w:t xml:space="preserve">Terms follow the glossary in glossary/Glossary.md, which is also given in the Supplementary Information. Supplementary Table numbers follow supplementary/Supplementary_Table_crosswalk.csv and match the citations in the Results text. Unless stated otherwise, intervals are exploratory 95% percentile cluster-bootstrap confidence intervals (20,000 resamples). Resampling units are source capsules for BixBench-Verified-50 and tasks for CompBioBench and IWC. Intervals are pointwise, not adjusted for multiplicity, and support no equivalence, non-inferiority or causal claim (Supplementary Note 9). Visual conventions, the same in every figure: The open-ended code condition is the reference condition and is always shown first. A condition difference is always Galaxy condition minus open-ended code condition. Vermillion squares are the open-ended code condition; blue circles are the Galaxy condition. Colours come from the Okabe–Ito palette, which is distinguishable under common forms of colour-vision deficiency (Wong, B. </w:t>
       </w:r>
       <w:r>
         <w:rPr>
@@ -58,7 +58,7 @@
         <w:t>a</w:t>
       </w:r>
       <w:r>
-        <w:t xml:space="preserve">, Open-ended code condition (open-ended code execution), the reference condition. The agent uses an unrestricted shell that can install and run any software. Its execution trace records commands, scripts, command output and final files, but no individual analysis jobs. </w:t>
+        <w:t xml:space="preserve">, Open-ended code condition, the reference condition. The model configuration and its agent harness write and run code and command-line tools in an unrestricted shell that can install any software. The execution trace records commands, scripts, command output and final files, but no individual analysis jobs. </w:t>
       </w:r>
       <w:r>
         <w:rPr>
@@ -67,7 +67,7 @@
         <w:t>b</w:t>
       </w:r>
       <w:r>
-        <w:t xml:space="preserve">, Galaxy condition (Galaxy-mediated execution). The same model configuration, run by the Codex agent harness, reaches the Galaxy server (usegalaxy.org) through the Galaxy interface, a Model Context Protocol server. The interface offers tool search, tool parameter descriptions, analysis-history inspection, job submission and monitoring, and user-defined tools. The execution trace and analysis history record tool identities and versions, requested and resolved parameters, datasets, job states and error messages. The condition label records assignment; it does not certify that every operation ran inside Galaxy. </w:t>
+        <w:t xml:space="preserve">, Galaxy condition (Galaxy-mediated execution). The same model configuration and agent harness reach the Galaxy server (usegalaxy.org) through the Galaxy interface, a Model Context Protocol server. The interface offers tool search, tool parameter descriptions, analysis-history inspection, job submission and monitoring, and user-defined tools, which run agent-written code as Galaxy jobs. The local shell is meant only for staging files and extracting the answer. The execution trace and analysis history record tool identities and versions, requested and resolved parameters, datasets, job states and error messages. The condition label records assignment to an experimental arm; it does not certify that every operation ran inside Galaxy. </w:t>
       </w:r>
       <w:r>
         <w:rPr>
@@ -76,7 +76,7 @@
         <w:t>c</w:t>
       </w:r>
       <w:r>
-        <w:t>, Run populations. Each cell gives the number of runs (tasks × 3 replicate runs) per model configuration and execution condition. BixBench-Verified-50 and CompBioBench are platform-neutral benchmarks; IWC is a workflow-derived benchmark. Endpoints differ: accuracy for BixBench-Verified-50, reported benchmark scores for CompBioBench and output agreement for IWC. The benchmarks are therefore analysed separately and never pooled (Supplementary Table 1). DeepSeek V4 Pro (Claude Code, superseded) is reported separately. GPT-6 Astra is unpaired and excluded from condition differences. Archive totals: 4,240 runs, 4,228 execution traces, 23,080 Galaxy analysis jobs and 69,812 Galaxy interface calls (Extended Data Fig. 1a).</w:t>
+        <w:t>, Run populations. Each cell gives the number of runs (tasks × 3 replicate runs) per model configuration and execution condition. BixBench-Verified-50 and CompBioBench are platform-neutral benchmarks; IWC is a workflow-derived benchmark built from published Galaxy workflows. Endpoints differ: accuracy for BixBench-Verified-50, reported benchmark scores for CompBioBench and output agreement for IWC. The benchmarks are therefore analysed separately and never pooled (Supplementary Table 1). DeepSeek V4 Pro (Claude Code, superseded) is reported separately. GPT-6 Astra is unpaired and excluded from condition differences. Archive totals: 4,240 runs, 4,228 execution traces, 23,080 Galaxy analysis jobs and 69,812 Galaxy interface calls (Extended Data Fig. 1; Supplementary Notes 1 and 2; Supplementary Data 1).</w:t>
       </w:r>
     </w:p>
     <w:p>
@@ -84,19 +84,10 @@
         <w:rPr>
           <w:b/>
         </w:rPr>
-        <w:t>Fig. 2 | Performance is similar in the two execution conditions, and most scored-incorrect runs were not caused by Galaxy.</w:t>
+        <w:t>Fig. 2 | Galaxy-mediated execution preserves benchmark performance.</w:t>
       </w:r>
       <w:r>
-        <w:t xml:space="preserve"> </w:t>
-      </w:r>
-      <w:r>
-        <w:rPr>
-          <w:b/>
-        </w:rPr>
-        <w:t>a–c</w:t>
-      </w:r>
-      <w:r>
-        <w:t xml:space="preserve">, Condition difference (Galaxy − open-ended code) for each benchmark, with 95% confidence intervals. Each estimate is printed beside its interval; positive values mean the Galaxy condition scored higher. Model configurations occupy the same rows in every panel, followed by the four Codex model configurations pooled. The line under each title gives the pooled condition-level summary for each execution condition. </w:t>
+        <w:t xml:space="preserve"> In panels a, c and d, the left plot shows each replicate run (symbols) and the mean (tick) per model configuration and execution condition. The right plot shows the condition difference (Galaxy − open-ended code) with its 95% confidence interval, printed beside it. Rows repeat across panels: the four Codex model configurations, their pooled estimate and, separately, the superseded Claude Code agent harness (BixBench-Verified-50 only). </w:t>
       </w:r>
       <w:r>
         <w:rPr>
@@ -105,7 +96,7 @@
         <w:t>a</w:t>
       </w:r>
       <w:r>
-        <w:t xml:space="preserve">, BixBench-Verified-50: condition difference in accuracy, in percentage points (run population per condition: 50 tasks × 3 replicate runs per model configuration; Supplementary Table 2). </w:t>
+        <w:t xml:space="preserve">, IWC: mean output agreement over the nine tasks scored in both conditions. Grey text gives the median output agreement per model configuration, open-ended code / Galaxy (Supplementary Table 7). </w:t>
       </w:r>
       <w:r>
         <w:rPr>
@@ -114,7 +105,7 @@
         <w:t>b</w:t>
       </w:r>
       <w:r>
-        <w:t xml:space="preserve">, CompBioBench: condition difference in the mean reported benchmark score (answers credited, of 100) over three replicate runs per condition. Open points have no interval, because the archive keeps only reported benchmark scores, some labelled predicted. GPT-6 Astra (open-ended code condition only, not paired) scored 93 (Supplementary Tables 5 and 6). </w:t>
+        <w:t xml:space="preserve">, IWC output agreement of every run on all ten tasks, on an axis broken between 0.45 and 0.80. Ticks mark the mean of the 12 replicate runs per condition. Numbered notes give the traced cause of every run below 0.5. Notes 1 and 2 are failure modes seen only in the open-ended code condition; note 4 is a score conflict (Supplementary Tables 9 and 18; Extended Data Fig. 3). </w:t>
       </w:r>
       <w:r>
         <w:rPr>
@@ -123,7 +114,7 @@
         <w:t>c</w:t>
       </w:r>
       <w:r>
-        <w:t xml:space="preserve">, IWC: condition difference in mean output agreement over the nine tasks scored in both conditions (Supplementary Table 7). </w:t>
+        <w:t xml:space="preserve">, BixBench-Verified-50: accuracy, the share of 50 tasks scored correct per replicate run, and the condition difference in percentage points (Supplementary Tables 2–4). </w:t>
       </w:r>
       <w:r>
         <w:rPr>
@@ -132,16 +123,7 @@
         <w:t>d</w:t>
       </w:r>
       <w:r>
-        <w:t xml:space="preserve">, IWC output agreement of every run on all ten tasks. Ticks mark the mean of 12 replicate runs, and the axis is broken between 0.45 and 0.80. Numbered notes give the cause of every run below 0.5, established from its execution trace. Note 4 is a score conflict (Supplementary Table 18; Extended Data Fig. 2d). </w:t>
-      </w:r>
-      <w:r>
-        <w:rPr>
-          <w:b/>
-        </w:rPr>
-        <w:t>e</w:t>
-      </w:r>
-      <w:r>
-        <w:t>, Primary and secondary cause of every scored-incorrect BixBench-Verified-50 run (135 open-ended code condition, 111 Galaxy condition), adjudicated from execution traces (Supplementary Table 14; Supplementary Note 6).</w:t>
+        <w:t>, CompBioBench: reported benchmark scores (answers credited, of 100) of the three replicate runs per condition. Open symbols are scores labelled predicted in the archive. No interval is given, because the archive keeps reported benchmark scores but no per-run grades. GPT-6 Astra (open-ended code condition only, not paired) scored 93 (Supplementary Tables 5, 6 and 61; Extended Data Fig. 2).</w:t>
       </w:r>
     </w:p>
     <w:p>
@@ -149,7 +131,7 @@
         <w:rPr>
           <w:b/>
         </w:rPr>
-        <w:t>Fig. 3 | Agents use Galaxy as a structured analysis workbench whose records reveal input errors, parameter errors and parameter substitution.</w:t>
+        <w:t>Fig. 3 | Model configurations achieve similar performance through different Galaxy strategies.</w:t>
       </w:r>
       <w:r>
         <w:t xml:space="preserve"> All panels show Galaxy-condition runs. </w:t>
@@ -161,7 +143,7 @@
         <w:t>a</w:t>
       </w:r>
       <w:r>
-        <w:t xml:space="preserve">, Share of Galaxy-condition runs that used each workbench operation, per benchmark (Supplementary Table 20). </w:t>
+        <w:t xml:space="preserve">, Performance by model configuration on each benchmark: IWC mean output agreement over all ten tasks; BixBench-Verified-50 accuracy; CompBioBench reported benchmark scores (open symbols labelled predicted). Symbols are replicate runs; the tick and number give the mean. The superseded Claude Code agent harness ran BixBench-Verified-50 only (Supplementary Tables 55, 58 and 61). </w:t>
       </w:r>
       <w:r>
         <w:rPr>
@@ -170,7 +152,7 @@
         <w:t>b</w:t>
       </w:r>
       <w:r>
-        <w:t xml:space="preserve">, The six most frequently used installed Galaxy tools per benchmark, by number of Galaxy analysis jobs. Dark bars are domain tools, light bars utility tools, and hatched segments Galaxy job errors. The headers give the share of Galaxy analysis jobs run with domain tools (Supplementary Tables 11 and 21–23). </w:t>
+        <w:t xml:space="preserve">, Galaxy-condition runs that requested a user-defined tool, by model configuration. User-defined tools were not offered for IWC tasks (Supplementary Table 24). </w:t>
       </w:r>
       <w:r>
         <w:rPr>
@@ -179,7 +161,45 @@
         <w:t>c</w:t>
       </w:r>
       <w:r>
-        <w:t xml:space="preserve">, Galaxy-condition runs that requested a user-defined tool (light bars), and those with at least one successful user-defined-tool job (dark bars), by model configuration. IWC runs were not offered user-defined tools (Supplementary Tables 24 and 27). </w:t>
+        <w:t>, Input-token usage per Galaxy-condition run (millions, log scale). Boxes span the middle 50% of runs and mark the median, which is printed at right; whiskers extend to 1.5 times the interquartile range; outliers are not shown (Supplementary Table 49; Extended Data Fig. 6).</w:t>
+      </w:r>
+    </w:p>
+    <w:p>
+      <w:r>
+        <w:rPr>
+          <w:b/>
+        </w:rPr>
+        <w:t>Fig. 4 | Replicate agreement separates model configurations that run-level accuracy conflates.</w:t>
+      </w:r>
+      <w:r>
+        <w:t xml:space="preserve"> A replicate set is the three replicate runs of one task × model configuration × execution condition (Supplementary Note 8). </w:t>
+      </w:r>
+      <w:r>
+        <w:rPr>
+          <w:b/>
+        </w:rPr>
+        <w:t>a</w:t>
+      </w:r>
+      <w:r>
+        <w:t xml:space="preserve">, BixBench-Verified-50 replicate sets per model configuration and execution condition (50 tasks each): all three replicate runs scored correct (3/3), split (1–2/3) or none scored correct (0/3). The note under the panel gives the totals over all five model configurations (Supplementary Table 56). </w:t>
+      </w:r>
+      <w:r>
+        <w:rPr>
+          <w:b/>
+        </w:rPr>
+        <w:t>b</w:t>
+      </w:r>
+      <w:r>
+        <w:t xml:space="preserve">, CompBioBench replicate sets by the number of distinct normalized answers among their three replicate runs (100 tasks per model configuration). This measures answer consistency, not correctness (Supplementary Tables 44 and 60). </w:t>
+      </w:r>
+      <w:r>
+        <w:rPr>
+          <w:b/>
+        </w:rPr>
+        <w:t>c</w:t>
+      </w:r>
+      <w:r>
+        <w:t xml:space="preserve">, Divergence mechanism of every scored-incorrect replicate run in a split BixBench-Verified-50 replicate set (45 open-ended code condition, 36 Galaxy condition), identified by comparing its execution trace with those of its scored-correct siblings (Supplementary Table 48; Extended Data Fig. 5a). </w:t>
       </w:r>
       <w:r>
         <w:rPr>
@@ -188,16 +208,7 @@
         <w:t>d</w:t>
       </w:r>
       <w:r>
-        <w:t xml:space="preserve">, Recurring error messages, each as a share of all Galaxy job errors of the same tool; labels give counts (Supplementary Table 32). </w:t>
-      </w:r>
-      <w:r>
-        <w:rPr>
-          <w:b/>
-        </w:rPr>
-        <w:t>e</w:t>
-      </w:r>
-      <w:r>
-        <w:t>, Outcome of tool-run calls to the Galaxy interface (Codex agent harness). Parameter substitution occurred in 4,352 calls: the benchmark's check blocked 3,436 before submission, and 916 were executed. The table shows examples (Supplementary Table 37; Supplementary Data 3).</w:t>
+        <w:t>, BixBench-Verified-50 run-level accuracy (open symbols) and unanimous accuracy, the share of tasks with 3/3 replicate runs scored correct (filled symbols), per model configuration. The right column gives the Galaxy-condition difference, unanimous − run-level. The note gives the condition difference on both measures for the same pooled model configurations (Supplementary Table 56).</w:t>
       </w:r>
     </w:p>
     <w:p>
@@ -205,7 +216,7 @@
         <w:rPr>
           <w:b/>
         </w:rPr>
-        <w:t>Fig. 4 | Tool-set fingerprints vary by model configuration and benchmark; the Galaxy condition has fewer split replicate sets, and they split for different reasons.</w:t>
+        <w:t>Fig. 5 | Trace-level analysis distinguishes benchmark artifacts from platform and agent failures.</w:t>
       </w:r>
       <w:r>
         <w:t xml:space="preserve"> </w:t>
@@ -217,7 +228,7 @@
         <w:t>a</w:t>
       </w:r>
       <w:r>
-        <w:t xml:space="preserve">, Software used, as a percentage of runs, for the three GPT model configurations shared by all benchmarks. Open-ended code condition: command names in shell commands. Galaxy condition: installed Galaxy tools in job records. The two tool-set fingerprints are not directly comparable (Supplementary Table 39). </w:t>
+        <w:t xml:space="preserve">, Primary cause of each of the 93 audited task cases: every task with at least one wrong, scored-incorrect or low-scoring run (33 BixBench-Verified-50, 53 CompBioBench and 7 IWC task cases, including one IWC workflow whose near-perfect output agreement concealed a changed significant-gene set). Each task case has one primary cause. The bracket marks the 30 cases whose primary cause lies with the reference or evaluator. The note lists flags recorded in addition to the primary cause (Supplementary Table 14; Supplementary Note 6; Extended Data Fig. 8). </w:t>
       </w:r>
       <w:r>
         <w:rPr>
@@ -226,7 +237,7 @@
         <w:t>b</w:t>
       </w:r>
       <w:r>
-        <w:t xml:space="preserve">, Galaxy tool-set similarity within replicate sets (mean pairwise Jaccard similarity; 1 = identical), by model configuration and benchmark (Supplementary Tables 41–43). </w:t>
+        <w:t xml:space="preserve">, bix-35-q1, an interface-binding failure. The executed metric of every PhyKIT job was read from the command line of its archived Galaxy job record; request shapes come from the execution traces (Extended Data Fig. 7). </w:t>
       </w:r>
       <w:r>
         <w:rPr>
@@ -235,63 +246,16 @@
         <w:t>c</w:t>
       </w:r>
       <w:r>
-        <w:t xml:space="preserve">, Split replicate sets, defined under the panel title. CompBioBench uses the 82 tasks with a strong consensus answer, a consensus proxy (Supplementary Table 44; Supplementary Note 8). </w:t>
+        <w:t xml:space="preserve">, contaminated-rna-q1, a missing resource. Read counts are from the Kraken2 reports returned to the agents, as recorded in the execution traces. Two scored-incorrect Galaxy-condition runs fell back to the standard-16 database and answered Epstein–Barr virus; the third fell back to a mitochondrion-only BLAST search and answered </w:t>
       </w:r>
       <w:r>
         <w:rPr>
-          <w:b/>
+          <w:i/>
         </w:rPr>
-        <w:t>d</w:t>
+        <w:t>Artemia franciscana</w:t>
       </w:r>
       <w:r>
-        <w:t>, Divergence mechanism of every scored-incorrect replicate run in a split BixBench-Verified-50 replicate set (45 open-ended code condition, 36 Galaxy condition). Each was identified by comparing its execution trace with those of its scored-correct siblings (Supplementary Table 48).</w:t>
-      </w:r>
-    </w:p>
-    <w:p>
-      <w:r>
-        <w:rPr>
-          <w:b/>
-        </w:rPr>
-        <w:t>Fig. 5 | The Galaxy condition raises input-token usage, mostly for finding and inspecting tools, in exchange for an inspectable analysis record.</w:t>
-      </w:r>
-      <w:r>
-        <w:t xml:space="preserve"> </w:t>
-      </w:r>
-      <w:r>
-        <w:rPr>
-          <w:b/>
-        </w:rPr>
-        <w:t>a</w:t>
-      </w:r>
-      <w:r>
-        <w:t xml:space="preserve">, Input-token ratio (Galaxy ÷ open-ended code) for each task × model configuration, on a log scale; black symbols give the median with its 95% confidence interval (Supplementary Tables 49–51). </w:t>
-      </w:r>
-      <w:r>
-        <w:rPr>
-          <w:b/>
-        </w:rPr>
-        <w:t>b</w:t>
-      </w:r>
-      <w:r>
-        <w:t xml:space="preserve">, Per-run share of Galaxy interface calls (solid boxes) and of text returned to the agent (hatched boxes) taken up by tool search and inspection. Boxes span the middle 50% of runs and mark the median; whiskers extend to 1.5 times the interquartile range; outliers are not shown (Supplementary Table 53). </w:t>
-      </w:r>
-      <w:r>
-        <w:rPr>
-          <w:b/>
-        </w:rPr>
-        <w:t>c</w:t>
-      </w:r>
-      <w:r>
-        <w:t xml:space="preserve">, Each model configuration against GPT-5.5 in the same execution condition, on the same 50 BixBench-Verified-50 tasks, with 95% confidence intervals: left, input-token usage as a ratio; right, model difference in accuracy, in percentage points. Dashed lines mark GPT-5.5 (Supplementary Table 54). </w:t>
-      </w:r>
-      <w:r>
-        <w:rPr>
-          <w:b/>
-        </w:rPr>
-        <w:t>d</w:t>
-      </w:r>
-      <w:r>
-        <w:t>, Left, findings recoverable only from the Galaxy record. Right, the share of scored-incorrect replicate runs in split replicate sets whose divergence mechanism was a hand-written method or a software-version difference: 30 of 45 in the open-ended code condition and 5 of 36 in the Galaxy condition.</w:t>
+        <w:t>.</w:t>
       </w:r>
     </w:p>
     <w:p>
@@ -307,7 +271,7 @@
         <w:rPr>
           <w:b/>
         </w:rPr>
-        <w:t>Extended Data Fig. 1 | Evidence archive, audit pipeline and validation of the CompBioBench consensus proxy.</w:t>
+        <w:t>Extended Data Fig. 1 | Evidence archive and trace-level audit pipeline.</w:t>
       </w:r>
       <w:r>
         <w:t xml:space="preserve"> </w:t>
@@ -319,7 +283,7 @@
         <w:t>a</w:t>
       </w:r>
       <w:r>
-        <w:t xml:space="preserve">, Archived evidence per benchmark; Galaxy analysis jobs are counted once per server and job identifier. </w:t>
+        <w:t xml:space="preserve">, Archived evidence per benchmark; Galaxy analysis jobs are counted once per server and job identifier. The last row gives the task cases audited trace by trace (Fig. 5a). </w:t>
       </w:r>
       <w:r>
         <w:rPr>
@@ -328,25 +292,7 @@
         <w:t>b</w:t>
       </w:r>
       <w:r>
-        <w:t xml:space="preserve">, Audit pipeline from execution traces to adjudicated causes and divergence mechanisms (Supplementary Notes 1–3, 6 and 8). </w:t>
-      </w:r>
-      <w:r>
-        <w:rPr>
-          <w:b/>
-        </w:rPr>
-        <w:t>c</w:t>
-      </w:r>
-      <w:r>
-        <w:t xml:space="preserve">, For the 22 CompBioBench reported benchmark scores with retained answers, the number of answers matching the consensus answer, plotted against the reported score. Open symbols are scores labelled predicted; the dashed line is identity. Mean absolute error 2.6 of 100; mean bias +2.0. </w:t>
-      </w:r>
-      <w:r>
-        <w:rPr>
-          <w:b/>
-        </w:rPr>
-        <w:t>d</w:t>
-      </w:r>
-      <w:r>
-        <w:t>, Runs per task that gave the consensus answer. The 82 tasks where at least 20 of 25 runs agree define the strong consensus (Supplementary Table 6; Supplementary Note 7).</w:t>
+        <w:t>, Audit pipeline from execution traces to the task-level audit (Supplementary Notes 1, 2, 6 and 8).</w:t>
       </w:r>
     </w:p>
     <w:p>
@@ -354,7 +300,7 @@
         <w:rPr>
           <w:b/>
         </w:rPr>
-        <w:t>Extended Data Fig. 2 | Tool-set similarity across benchmarks and four cases that explain condition-specific outcomes.</w:t>
+        <w:t>Extended Data Fig. 2 | Validation of the CompBioBench consensus proxy.</w:t>
       </w:r>
       <w:r>
         <w:t xml:space="preserve"> </w:t>
@@ -366,7 +312,7 @@
         <w:t>a</w:t>
       </w:r>
       <w:r>
-        <w:t xml:space="preserve">, Tool-set similarity within replicate sets (mean pairwise Jaccard similarity, 95% confidence interval) for the three shared GPT model configurations; numbers of replicate sets are given in the labels. Tool-set fingerprints are measured differently in the two conditions, so compare benchmarks within a condition (Supplementary Table 10). </w:t>
+        <w:t xml:space="preserve">, For the 22 CompBioBench reported benchmark scores with retained answers, the number of answers matching the consensus answer, plotted against the reported score. Open symbols are scores labelled predicted; the dashed line is identity. Mean absolute error 2.6 of 100; mean bias +2.0. </w:t>
       </w:r>
       <w:r>
         <w:rPr>
@@ -375,43 +321,7 @@
         <w:t>b</w:t>
       </w:r>
       <w:r>
-        <w:t xml:space="preserve">, bix-45-q1, a task-level condition difference: the submitted Mann–Whitney </w:t>
-      </w:r>
-      <w:r>
-        <w:rPr>
-          <w:i/>
-        </w:rPr>
-        <w:t>P</w:t>
-      </w:r>
-      <w:r>
-        <w:t xml:space="preserve"> value of every run; open symbols are scored incorrect. The dashed line is the reference answer, which PhyKIT 2.0.3 reproduces. The dotted line is the value from the current PhyKIT release and from the installed Galaxy tool, whose software version the agent could not see (Supplementary Tables 15 and 16). </w:t>
-      </w:r>
-      <w:r>
-        <w:rPr>
-          <w:b/>
-        </w:rPr>
-        <w:t>c</w:t>
-      </w:r>
-      <w:r>
-        <w:t xml:space="preserve">, bix-43-q2: submitted odds ratios. The blue band is the range scored correct. Grey rows (both DeepSeek V4 Pro model configurations) were scored under the rounded-numeric verifier mode, other rows under the tolerance verifier mode. One value of 7.17 lies off scale (Supplementary Table 17). </w:t>
-      </w:r>
-      <w:r>
-        <w:rPr>
-          <w:b/>
-        </w:rPr>
-        <w:t>d</w:t>
-      </w:r>
-      <w:r>
-        <w:t xml:space="preserve">, Low IWC output agreement re-examined. Left: overlap of each submitted mitochondrial contig with the public </w:t>
-      </w:r>
-      <w:r>
-        <w:rPr>
-          <w:i/>
-        </w:rPr>
-        <w:t>Agrius convolvuli</w:t>
-      </w:r>
-      <w:r>
-        <w:t xml:space="preserve"> genome OZ203683.1 (F1 score of shared 31-base sequences; n = 24). Right: a score conflict in host-read removal, shown as read pairs kept by the Galaxy output and by the two reference routes (Supplementary Tables 13 and 18).</w:t>
+        <w:t>, Runs per task that gave the consensus answer. The 82 tasks where at least 20 of 25 runs agree define the strong consensus, used to identify probable failures and split replicate sets (Supplementary Table 6; Supplementary Note 7).</w:t>
       </w:r>
     </w:p>
     <w:p>
@@ -419,7 +329,7 @@
         <w:rPr>
           <w:b/>
         </w:rPr>
-        <w:t>Extended Data Fig. 3 | Reliability of user-defined tools, causes of failed Galaxy interface calls, and engineering targets.</w:t>
+        <w:t>Extended Data Fig. 3 | Sensitivity of the IWC condition difference, and every IWC run below 0.5.</w:t>
       </w:r>
       <w:r>
         <w:t xml:space="preserve"> </w:t>
@@ -431,7 +341,7 @@
         <w:t>a</w:t>
       </w:r>
       <w:r>
-        <w:t xml:space="preserve">, Top, status of 4,960 user-defined-tool calls (Codex agent harness). Bottom left, Galaxy job errors by tool type, phase and presence of an error message; black bars mark errors with no message. Bottom right, the next call after a Galaxy job error with no error message (Supplementary Table 28). </w:t>
+        <w:t xml:space="preserve">, Condition difference in mean output agreement per model configuration on the nine matched tasks (black circles), with the range obtained by leaving one task out (grey bars), after removing the three tasks with a zero-scored open-ended code run (diamonds), and retaining host-read removal where it was scored (triangles). Values at right: nine tasks → tasks without a zero-scored run (Supplementary Table 12). </w:t>
       </w:r>
       <w:r>
         <w:rPr>
@@ -440,25 +350,7 @@
         <w:t>b</w:t>
       </w:r>
       <w:r>
-        <w:t xml:space="preserve">, Failed Galaxy interface calls per 1,000 calls, by cause and benchmark, grouped by whether a job was created. 258 unclassified calls are not shown (Supplementary Table 34; Supplementary Note 3). </w:t>
-      </w:r>
-      <w:r>
-        <w:rPr>
-          <w:b/>
-        </w:rPr>
-        <w:t>c</w:t>
-      </w:r>
-      <w:r>
-        <w:t xml:space="preserve">, The 14 installed Galaxy tools with the most parameter substitution (Supplementary Table 37). </w:t>
-      </w:r>
-      <w:r>
-        <w:rPr>
-          <w:b/>
-        </w:rPr>
-        <w:t>d</w:t>
-      </w:r>
-      <w:r>
-        <w:t>, Engineering targets, each with its evidence in the execution traces and a measure of success on a replay of the same tasks (Supplementary Table 38).</w:t>
+        <w:t>, Every IWC run with output agreement below 0.5, with its execution condition, model configuration, replicate run and the cause traced from its execution trace. The two host-read removal runs are score conflicts: their BWA-MEM output matches the BWA-route reference but was scored against the Bowtie2-route reference (Supplementary Table 18; Supplementary Note 6).</w:t>
       </w:r>
     </w:p>
     <w:p>
@@ -466,7 +358,7 @@
         <w:rPr>
           <w:b/>
         </w:rPr>
-        <w:t>Extended Data Fig. 4 | Repeatability categories by model configuration, and no support for a task-difficulty explanation.</w:t>
+        <w:t>Extended Data Fig. 4 | Domain-skill uptake and scripting of the Galaxy interface library (BixBench-Verified-50).</w:t>
       </w:r>
       <w:r>
         <w:t xml:space="preserve"> </w:t>
@@ -478,7 +370,7 @@
         <w:t>a</w:t>
       </w:r>
       <w:r>
-        <w:t xml:space="preserve">, Repeatability categories of BixBench-Verified-50 replicate sets per model configuration and execution condition (50 tasks each): 3/3, split (1–2/3) or 0/3 replicate runs scored correct (Supplementary Table 44). </w:t>
+        <w:t xml:space="preserve">, Share of runs that opened the relevant domain skill, on the 38 tasks with a relevant skill (114 runs per bar). A skill is relevant to a task when scored-correct runs of that task opened it. </w:t>
       </w:r>
       <w:r>
         <w:rPr>
@@ -487,7 +379,7 @@
         <w:t>b</w:t>
       </w:r>
       <w:r>
-        <w:t>, Spearman correlation, with 95% confidence interval, between prompt length or workload and operational errors (nonzero shell exits or Galaxy job errors), computed across tasks. It uses the three shared GPT model configurations and 5,000 bootstrap resamples with ties re-ranked. Prompt length measures how much the task specifies, not its difficulty (Supplementary Table 45).</w:t>
+        <w:t>, Galaxy-condition runs (Codex execution traces) that imported the Galaxy interface library into a shell script instead of calling the Galaxy interface directly, and runs that only read its source code (Supplementary Table 20).</w:t>
       </w:r>
     </w:p>
     <w:p>
@@ -495,7 +387,7 @@
         <w:rPr>
           <w:b/>
         </w:rPr>
-        <w:t>Extended Data Fig. 5 | Input-token ratio across benchmarks, and direct Galaxy API calls.</w:t>
+        <w:t>Extended Data Fig. 5 | Divergence mechanisms by model configuration, and the split IWC replicate sets.</w:t>
       </w:r>
       <w:r>
         <w:t xml:space="preserve"> </w:t>
@@ -507,7 +399,7 @@
         <w:t>a</w:t>
       </w:r>
       <w:r>
-        <w:t xml:space="preserve">, Median input-token ratio (Galaxy ÷ open-ended code) with 95% confidence interval, per model configuration and benchmark and for the three shared model configurations pooled. The IWC-to-BixBench-Verified-50 contrast is 0.36 (0.15–0.91; Supplementary Table 52). </w:t>
+        <w:t xml:space="preserve">, Divergence mechanisms of Fig. 4c by model configuration and execution condition; numbers at right give scored-incorrect replicate runs in split replicate sets (Supplementary Table 48). </w:t>
       </w:r>
       <w:r>
         <w:rPr>
@@ -516,7 +408,103 @@
         <w:t>b</w:t>
       </w:r>
       <w:r>
-        <w:t>, Share of Galaxy-condition runs (Codex agent harness) that performed each operation through a direct Galaxy API call, using the BioBlend library or web requests outside the Galaxy interface. A provided analysis history exists only in BixBench-Verified-50 (Supplementary Table 53).</w:t>
+        <w:t>, The five split IWC Galaxy-condition replicate sets (within-set range of output agreement above 0.05), with the output agreement of each replicate run and the difference traced between them (Supplementary Tables 8 and 9).</w:t>
+      </w:r>
+    </w:p>
+    <w:p>
+      <w:r>
+        <w:rPr>
+          <w:b/>
+        </w:rPr>
+        <w:t>Extended Data Fig. 6 | Input-token usage did not track performance.</w:t>
+      </w:r>
+      <w:r>
+        <w:t xml:space="preserve"> </w:t>
+      </w:r>
+      <w:r>
+        <w:rPr>
+          <w:b/>
+        </w:rPr>
+        <w:t>a</w:t>
+      </w:r>
+      <w:r>
+        <w:t xml:space="preserve">, Galaxy-condition performance against median input-token usage per run (log scale), per model configuration and benchmark. On no benchmark was the model configuration with the lowest input-token usage the least accurate. </w:t>
+      </w:r>
+      <w:r>
+        <w:rPr>
+          <w:b/>
+        </w:rPr>
+        <w:t>b</w:t>
+      </w:r>
+      <w:r>
+        <w:t>, BixBench-Verified-50: each model configuration against GPT-5.5 in the same execution condition, on the same 50 tasks. Left, input-token usage as a ratio (log scale); right, model difference in accuracy (percentage points); lines are 95% confidence intervals and dashed lines mark GPT-5.5 (Supplementary Tables 49 and 54).</w:t>
+      </w:r>
+    </w:p>
+    <w:p>
+      <w:r>
+        <w:rPr>
+          <w:b/>
+        </w:rPr>
+        <w:t>Extended Data Fig. 7 | bix-35-q1: the metric each PhyKIT job executed.</w:t>
+      </w:r>
+      <w:r>
+        <w:t xml:space="preserve"> </w:t>
+      </w:r>
+      <w:r>
+        <w:rPr>
+          <w:b/>
+        </w:rPr>
+        <w:t>a</w:t>
+      </w:r>
+      <w:r>
+        <w:t xml:space="preserve">, Every PhyKIT metrics job in the analysis history of each Galaxy-condition run, in order of creation, coloured by the metric in its command line, with the submitted answer (reference 0.0471; the scored-incorrect answer is in bold). One GPT-5.5 run used a user-defined tool and has no PhyKIT wrapper job. </w:t>
+      </w:r>
+      <w:r>
+        <w:rPr>
+          <w:b/>
+        </w:rPr>
+        <w:t>b</w:t>
+      </w:r>
+      <w:r>
+        <w:t>, Tool-state request shapes submitted by the agents and the metric Galaxy executed for each. Every job returned the state "ok" (Fig. 5b).</w:t>
+      </w:r>
+    </w:p>
+    <w:p>
+      <w:r>
+        <w:rPr>
+          <w:b/>
+        </w:rPr>
+        <w:t>Extended Data Fig. 8 | Integrity problems found by the task-level audit.</w:t>
+      </w:r>
+      <w:r>
+        <w:t xml:space="preserve"> </w:t>
+      </w:r>
+      <w:r>
+        <w:rPr>
+          <w:b/>
+        </w:rPr>
+        <w:t>a</w:t>
+      </w:r>
+      <w:r>
+        <w:t xml:space="preserve">, Task cases in which agents retrieved, or tried to retrieve, benchmark answers online, by what was obtained and by benchmark. </w:t>
+      </w:r>
+      <w:r>
+        <w:rPr>
+          <w:b/>
+        </w:rPr>
+        <w:t>b</w:t>
+      </w:r>
+      <w:r>
+        <w:t xml:space="preserve">, Galaxy-condition CompBioBench runs whose answer was computed in the local shell after user-defined-tool execution became unavailable on the server, by model configuration and scored outcome. </w:t>
+      </w:r>
+      <w:r>
+        <w:rPr>
+          <w:b/>
+        </w:rPr>
+        <w:t>c</w:t>
+      </w:r>
+      <w:r>
+        <w:t>, The two runs that copied answers from other runs through the shared Galaxy account (Supplementary Table 14b,d; Supplementary Note 6).</w:t>
       </w:r>
     </w:p>
     <w:sectPr>

--- a/manuscript_material/legends/Figure_legends.docx
+++ b/manuscript_material/legends/Figure_legends.docx
@@ -143,7 +143,7 @@
         <w:t>a</w:t>
       </w:r>
       <w:r>
-        <w:t xml:space="preserve">, Performance by model configuration on each benchmark: IWC mean output agreement over all ten tasks; BixBench-Verified-50 accuracy; CompBioBench reported benchmark scores (open symbols labelled predicted). Symbols are replicate runs; the tick and number give the mean. The superseded Claude Code agent harness ran BixBench-Verified-50 only (Supplementary Tables 55, 58 and 61). </w:t>
+        <w:t xml:space="preserve">, Performance by model configuration on each benchmark, on one percentage axis (70–100%): IWC mean output agreement over all ten tasks, shown as a percentage (0.999 = 99.9%); BixBench-Verified-50 accuracy; CompBioBench reported benchmark scores, answers credited of 100 tasks (open symbols labelled predicted). Symbols are replicate runs; the tick and number give the mean. The superseded Claude Code agent harness ran BixBench-Verified-50 only (Supplementary Tables 55, 58 and 61). </w:t>
       </w:r>
       <w:r>
         <w:rPr>
@@ -152,7 +152,7 @@
         <w:t>b</w:t>
       </w:r>
       <w:r>
-        <w:t xml:space="preserve">, Galaxy-condition runs that requested a user-defined tool, by model configuration. User-defined tools were not offered for IWC tasks (Supplementary Table 24). </w:t>
+        <w:t xml:space="preserve">, Galaxy-condition runs that requested a user-defined tool, by model configuration, with the benchmarks in the order of panel a. User-defined tools were not offered for IWC tasks, so no IWC run requested one (0 of 120 runs; Supplementary Table 24). </w:t>
       </w:r>
       <w:r>
         <w:rPr>
@@ -161,7 +161,7 @@
         <w:t>c</w:t>
       </w:r>
       <w:r>
-        <w:t>, Input-token usage per Galaxy-condition run (millions, log scale). Boxes span the middle 50% of runs and mark the median, which is printed at right; whiskers extend to 1.5 times the interquartile range; outliers are not shown (Supplementary Table 49; Extended Data Fig. 6).</w:t>
+        <w:t>, Input-token usage per Galaxy-condition run (millions, log scale), with the benchmarks in the order of panel a. Boxes span the middle 50% of runs and mark the median, which is printed at right; whiskers extend to 1.5 times the interquartile range; outliers are not shown (Supplementary Table 49; Extended Data Fig. 6).</w:t>
       </w:r>
     </w:p>
     <w:p>
@@ -172,7 +172,7 @@
         <w:t>Fig. 4 | Replicate agreement separates model configurations that run-level accuracy conflates.</w:t>
       </w:r>
       <w:r>
-        <w:t xml:space="preserve"> A replicate set is the three replicate runs of one task × model configuration × execution condition (Supplementary Note 8). </w:t>
+        <w:t xml:space="preserve"> A replicate set is the three replicate runs of one task × model configuration × execution condition (Supplementary Note 8). Panels a–c share rows and one segment order, all replicate runs succeed, split, none succeeds, and the benchmarks are in the order of Fig. 3a; split segments are coloured by execution condition. </w:t>
       </w:r>
       <w:r>
         <w:rPr>
@@ -181,7 +181,7 @@
         <w:t>a</w:t>
       </w:r>
       <w:r>
-        <w:t xml:space="preserve">, BixBench-Verified-50 replicate sets per model configuration and execution condition (50 tasks each): all three replicate runs scored correct (3/3), split (1–2/3) or none scored correct (0/3). The note under the panel gives the totals over all five model configurations (Supplementary Table 56). </w:t>
+        <w:t xml:space="preserve">, IWC replicate sets per model configuration and execution condition (10 tasks each): the three output-agreement values lie within 0.05 of each other, or the set is split (range above 0.05). IWC output agreement is continuous, so the 3/3 and 0/3 categories are not defined; every set within 0.05 had all three replicate runs at 0.918 or above. The GPT-5.5 open-ended code condition host-read removal runs were not scored, leaving 9 sets. The note gives the totals over the four model configurations (Supplementary Tables 8 and 44; Extended Data Fig. 5b). </w:t>
       </w:r>
       <w:r>
         <w:rPr>
@@ -190,7 +190,7 @@
         <w:t>b</w:t>
       </w:r>
       <w:r>
-        <w:t xml:space="preserve">, CompBioBench replicate sets by the number of distinct normalized answers among their three replicate runs (100 tasks per model configuration). This measures answer consistency, not correctness (Supplementary Tables 44 and 60). </w:t>
+        <w:t xml:space="preserve">, BixBench-Verified-50 replicate sets per model configuration and execution condition (50 tasks each): all three replicate runs scored correct (3/3), split (1–2/3) or none scored correct (0/3). The note under the panel gives the totals over all five model configurations (Supplementary Table 56). </w:t>
       </w:r>
       <w:r>
         <w:rPr>
@@ -199,13 +199,22 @@
         <w:t>c</w:t>
       </w:r>
       <w:r>
+        <w:t xml:space="preserve">, CompBioBench replicate sets on the 82 strong-consensus tasks, whose consensus answer was given by at least 20 of the 25 runs of the task: all three replicate runs matched the consensus answer (3/3), split (1–2/3) or none matched (0/3). The archive keeps no per-run grades, so the consensus answer stands in for the reference (consensus proxy; Supplementary Note 7). The note gives the totals over the four model configurations (Supplementary Table 44b,c). Answer consistency without reference to any answer, the number of distinct normalized answers per replicate set, is in Supplementary Tables 44d and 60. </w:t>
+      </w:r>
+      <w:r>
+        <w:rPr>
+          <w:b/>
+        </w:rPr>
+        <w:t>d</w:t>
+      </w:r>
+      <w:r>
         <w:t xml:space="preserve">, Divergence mechanism of every scored-incorrect replicate run in a split BixBench-Verified-50 replicate set (45 open-ended code condition, 36 Galaxy condition), identified by comparing its execution trace with those of its scored-correct siblings (Supplementary Table 48; Extended Data Fig. 5a). </w:t>
       </w:r>
       <w:r>
         <w:rPr>
           <w:b/>
         </w:rPr>
-        <w:t>d</w:t>
+        <w:t>e</w:t>
       </w:r>
       <w:r>
         <w:t>, BixBench-Verified-50 run-level accuracy (open symbols) and unanimous accuracy, the share of tasks with 3/3 replicate runs scored correct (filled symbols), per model configuration. The right column gives the Galaxy-condition difference, unanimous − run-level. The note gives the condition difference on both measures for the same pooled model configurations (Supplementary Table 56).</w:t>
@@ -399,7 +408,7 @@
         <w:t>a</w:t>
       </w:r>
       <w:r>
-        <w:t xml:space="preserve">, Divergence mechanisms of Fig. 4c by model configuration and execution condition; numbers at right give scored-incorrect replicate runs in split replicate sets (Supplementary Table 48). </w:t>
+        <w:t xml:space="preserve">, Divergence mechanisms of Fig. 4d by model configuration and execution condition; numbers at right give scored-incorrect replicate runs in split replicate sets (Supplementary Table 48). </w:t>
       </w:r>
       <w:r>
         <w:rPr>
